--- a/this-is-an-example/download/this-is-an-example.docx
+++ b/this-is-an-example/download/this-is-an-example.docx
@@ -112,7 +112,7 @@
         </w:p>
       </w:sdtContent>
     </w:sdt>
-    <w:bookmarkStart w:id="24" w:name="this-is-my-article"/>
+    <w:bookmarkStart w:id="21" w:name="this-is-my-article"/>
     <w:p>
       <w:pPr>
         <w:pStyle w:val="Heading1"/>
@@ -130,7 +130,7 @@
         <w:t xml:space="preserve">This is my article</w:t>
       </w:r>
     </w:p>
-    <w:bookmarkStart w:id="23" w:name="well"/>
+    <w:bookmarkStart w:id="20" w:name="well"/>
     <w:p>
       <w:pPr>
         <w:pStyle w:val="Heading2"/>
@@ -164,53 +164,101 @@
         <w:pStyle w:val="FirstParagraph"/>
       </w:pPr>
       <w:r>
-        <w:drawing>
-          <wp:inline>
-            <wp:extent cx="5334000" cy="5334000"/>
-            <wp:effectExtent b="0" l="0" r="0" t="0"/>
-            <wp:docPr descr="this is a test" title="" id="21" name="Picture"/>
-            <a:graphic>
-              <a:graphicData uri="http://schemas.openxmlformats.org/drawingml/2006/picture">
-                <pic:pic>
-                  <pic:nvPicPr>
-                    <pic:cNvPr descr="images/this-is-a-test-d3e94a.png" id="22" name="Picture"/>
-                    <pic:cNvPicPr>
-                      <a:picLocks noChangeArrowheads="1" noChangeAspect="1"/>
-                    </pic:cNvPicPr>
-                  </pic:nvPicPr>
-                  <pic:blipFill>
-                    <a:blip r:embed="rId20"/>
-                    <a:stretch>
-                      <a:fillRect/>
-                    </a:stretch>
-                  </pic:blipFill>
-                  <pic:spPr bwMode="auto">
-                    <a:xfrm>
-                      <a:off x="0" y="0"/>
-                      <a:ext cx="5334000" cy="5334000"/>
-                    </a:xfrm>
-                    <a:prstGeom prst="rect">
-                      <a:avLst/>
-                    </a:prstGeom>
-                    <a:noFill/>
-                    <a:ln w="9525">
-                      <a:noFill/>
-                      <a:headEnd/>
-                      <a:tailEnd/>
-                    </a:ln>
-                  </pic:spPr>
-                </pic:pic>
-              </a:graphicData>
-            </a:graphic>
-          </wp:inline>
-        </w:drawing>
+        <w:t xml:space="preserve">no worries if you</w:t>
       </w:r>
       <w:r>
         <w:t xml:space="preserve"> </w:t>
       </w:r>
+      <w:r>
+        <w:rPr>
+          <w:b/>
+          <w:bCs/>
+        </w:rPr>
+        <w:t xml:space="preserve">close</w:t>
+      </w:r>
+      <w:r>
+        <w:t xml:space="preserve"> </w:t>
+      </w:r>
+      <w:r>
+        <w:t xml:space="preserve">your window</w:t>
+      </w:r>
+      <w:r>
+        <w:t xml:space="preserve"> </w:t>
+      </w:r>
+      <w:r>
+        <w:t xml:space="preserve">==highlight==</w:t>
+      </w:r>
+      <w:r>
+        <w:t xml:space="preserve"> </w:t>
+      </w:r>
+      <w:r>
+        <w:t xml:space="preserve">so now</w:t>
+      </w:r>
     </w:p>
-    <w:bookmarkEnd w:id="23"/>
-    <w:bookmarkEnd w:id="24"/>
+    <w:tbl>
+      <w:tblPr>
+        <w:tblStyle w:val="Table"/>
+        <w:tblW w:type="auto" w:w="0"/>
+        <w:tblLook w:firstRow="1" w:lastRow="0" w:firstColumn="0" w:lastColumn="0" w:noHBand="0" w:noVBand="0" w:val="0020"/>
+      </w:tblPr>
+      <w:tblGrid>
+        <w:gridCol w:w="3960"/>
+        <w:gridCol w:w="3960"/>
+      </w:tblGrid>
+      <w:tr>
+        <w:trPr>
+          <w:tblHeader w:val="on"/>
+        </w:trPr>
+        <w:tc>
+          <w:tcPr/>
+          <w:p>
+            <w:pPr>
+              <w:pStyle w:val="Compact"/>
+            </w:pPr>
+            <w:r>
+              <w:t xml:space="preserve">Header 1</w:t>
+            </w:r>
+          </w:p>
+        </w:tc>
+        <w:tc>
+          <w:tcPr/>
+          <w:p>
+            <w:pPr>
+              <w:pStyle w:val="Compact"/>
+            </w:pPr>
+            <w:r>
+              <w:t xml:space="preserve">Header 2</w:t>
+            </w:r>
+          </w:p>
+        </w:tc>
+      </w:tr>
+      <w:tr>
+        <w:tc>
+          <w:tcPr/>
+          <w:p>
+            <w:pPr>
+              <w:pStyle w:val="Compact"/>
+            </w:pPr>
+            <w:r>
+              <w:t xml:space="preserve">Cell 1</w:t>
+            </w:r>
+          </w:p>
+        </w:tc>
+        <w:tc>
+          <w:tcPr/>
+          <w:p>
+            <w:pPr>
+              <w:pStyle w:val="Compact"/>
+            </w:pPr>
+            <w:r>
+              <w:t xml:space="preserve">Cell 2</w:t>
+            </w:r>
+          </w:p>
+        </w:tc>
+      </w:tr>
+    </w:tbl>
+    <w:bookmarkEnd w:id="20"/>
+    <w:bookmarkEnd w:id="21"/>
     <w:sectPr/>
   </w:body>
 </w:document>

--- a/this-is-an-example/download/this-is-an-example.docx
+++ b/this-is-an-example/download/this-is-an-example.docx
@@ -112,7 +112,7 @@
         </w:p>
       </w:sdtContent>
     </w:sdt>
-    <w:bookmarkStart w:id="21" w:name="this-is-my-article"/>
+    <w:bookmarkStart w:id="24" w:name="this-is-my-article"/>
     <w:p>
       <w:pPr>
         <w:pStyle w:val="Heading1"/>
@@ -130,7 +130,7 @@
         <w:t xml:space="preserve">This is my article</w:t>
       </w:r>
     </w:p>
-    <w:bookmarkStart w:id="20" w:name="well"/>
+    <w:bookmarkStart w:id="23" w:name="well"/>
     <w:p>
       <w:pPr>
         <w:pStyle w:val="Heading2"/>
@@ -257,8 +257,74 @@
         </w:tc>
       </w:tr>
     </w:tbl>
-    <w:bookmarkEnd w:id="20"/>
-    <w:bookmarkEnd w:id="21"/>
+    <w:p>
+      <w:pPr>
+        <w:pStyle w:val="CaptionedFigure"/>
+      </w:pPr>
+      <w:r>
+        <w:drawing>
+          <wp:inline>
+            <wp:extent cx="5334000" cy="1574352"/>
+            <wp:effectExtent b="0" l="0" r="0" t="0"/>
+            <wp:docPr descr="thi sis my logo" title="" id="21" name="Picture"/>
+            <a:graphic>
+              <a:graphicData uri="http://schemas.openxmlformats.org/drawingml/2006/picture">
+                <pic:pic>
+                  <pic:nvPicPr>
+                    <pic:cNvPr descr="images/thi-sis-my-logo-e01810.png" id="22" name="Picture"/>
+                    <pic:cNvPicPr>
+                      <a:picLocks noChangeArrowheads="1" noChangeAspect="1"/>
+                    </pic:cNvPicPr>
+                  </pic:nvPicPr>
+                  <pic:blipFill>
+                    <a:blip r:embed="rId20"/>
+                    <a:stretch>
+                      <a:fillRect/>
+                    </a:stretch>
+                  </pic:blipFill>
+                  <pic:spPr bwMode="auto">
+                    <a:xfrm>
+                      <a:off x="0" y="0"/>
+                      <a:ext cx="5334000" cy="1574352"/>
+                    </a:xfrm>
+                    <a:prstGeom prst="rect">
+                      <a:avLst/>
+                    </a:prstGeom>
+                    <a:noFill/>
+                    <a:ln w="9525">
+                      <a:noFill/>
+                      <a:headEnd/>
+                      <a:tailEnd/>
+                    </a:ln>
+                  </pic:spPr>
+                </pic:pic>
+              </a:graphicData>
+            </a:graphic>
+          </wp:inline>
+        </w:drawing>
+      </w:r>
+    </w:p>
+    <w:p>
+      <w:pPr>
+        <w:pStyle w:val="ImageCaption"/>
+      </w:pPr>
+      <w:r>
+        <w:t xml:space="preserve">thi sis my logo</w:t>
+      </w:r>
+    </w:p>
+    <w:p>
+      <w:pPr>
+        <w:pStyle w:val="BodyText"/>
+      </w:pPr>
+      <w:r>
+        <w:t xml:space="preserve">And now I’m continue to write</w:t>
+      </w:r>
+      <w:r>
+        <w:t xml:space="preserve"> </w:t>
+      </w:r>
+    </w:p>
+    <w:bookmarkEnd w:id="23"/>
+    <w:bookmarkEnd w:id="24"/>
     <w:sectPr/>
   </w:body>
 </w:document>
